--- a/tpi/docx/021.content.docx
+++ b/tpi/docx/021.content.docx
@@ -224,18 +224,12 @@
         </w:rPr>
         <w:t xml:space="preserve"> em i wanpela ples insait long wanpela </w:t>
       </w:r>
-      <w:hyperlink r:id="rId13">
-        <w:r>
-          <w:rPr>
-            <w:lang w:val="png_PG" w:bidi="png_PG"/>
-          </w:rPr>
-          <w:rPr>
-            <w:color w:val="0000EE"/>
-            <w:u w:val="single"/>
-          </w:rPr>
-          <w:t>vinyad</w:t>
-        </w:r>
-      </w:hyperlink>
+      <w:r>
+        <w:rPr>
+          <w:lang w:val="png_PG" w:bidi="png_PG"/>
+        </w:rPr>
+        <w:t>vinyad</w:t>
+      </w:r>
       <w:r>
         <w:rPr>
           <w:lang w:val="png_PG" w:bidi="png_PG"/>
@@ -311,18 +305,12 @@
         </w:rPr>
         <w:t xml:space="preserve">Wanpela man o meri husat i ivel, o wiked em i save laik long mekim nogut samting we i bagarapim ol narapela manmeri. Taim ol manmeri i stop long harim tok bilong </w:t>
       </w:r>
-      <w:hyperlink r:id="rId14">
-        <w:r>
-          <w:rPr>
-            <w:lang w:val="png_PG" w:bidi="png_PG"/>
-          </w:rPr>
-          <w:rPr>
-            <w:color w:val="0000EE"/>
-            <w:u w:val="single"/>
-          </w:rPr>
-          <w:t>God</w:t>
-        </w:r>
-      </w:hyperlink>
+      <w:r>
+        <w:rPr>
+          <w:lang w:val="png_PG" w:bidi="png_PG"/>
+        </w:rPr>
+        <w:t>God</w:t>
+      </w:r>
       <w:r>
         <w:rPr>
           <w:lang w:val="png_PG" w:bidi="png_PG"/>
@@ -405,18 +393,12 @@
         </w:rPr>
         <w:t xml:space="preserve">Wanpela </w:t>
       </w:r>
-      <w:hyperlink r:id="rId15">
-        <w:r>
-          <w:rPr>
-            <w:lang w:val="png_PG" w:bidi="png_PG"/>
-          </w:rPr>
-          <w:rPr>
-            <w:color w:val="0000EE"/>
-            <w:u w:val="single"/>
-          </w:rPr>
-          <w:t>deset</w:t>
-        </w:r>
-      </w:hyperlink>
+      <w:r>
+        <w:rPr>
+          <w:lang w:val="png_PG" w:bidi="png_PG"/>
+        </w:rPr>
+        <w:t>deset</w:t>
+      </w:r>
       <w:r>
         <w:rPr>
           <w:lang w:val="png_PG" w:bidi="png_PG"/>
@@ -559,18 +541,12 @@
         </w:rPr>
         <w:t xml:space="preserve"> em i wanpela fletpela hap ston we i gat liklik wol i kam antap long olgeta sait raunim dispela fletpela ston. Ol manmeri insait long </w:t>
       </w:r>
-      <w:hyperlink r:id="rId16">
-        <w:r>
-          <w:rPr>
-            <w:lang w:val="png_PG" w:bidi="png_PG"/>
-          </w:rPr>
-          <w:rPr>
-            <w:color w:val="0000EE"/>
-            <w:u w:val="single"/>
-          </w:rPr>
-          <w:t>Israel</w:t>
-        </w:r>
-      </w:hyperlink>
+      <w:r>
+        <w:rPr>
+          <w:lang w:val="png_PG" w:bidi="png_PG"/>
+        </w:rPr>
+        <w:t>Israel</w:t>
+      </w:r>
       <w:r>
         <w:rPr>
           <w:lang w:val="png_PG" w:bidi="png_PG"/>
@@ -742,7 +718,6 @@
       </w:r>
       <w:r>
         <w:rPr>
-          <w:b/>
           <w:lang w:val="png_PG" w:bidi="png_PG"/>
         </w:rPr>
         <w:t>profet</w:t>
@@ -767,18 +742,12 @@
         </w:rPr>
         <w:t xml:space="preserve">Taim ol manmeri insait long Nupela Testamen i toktok long "wod" o "tok bilong God," o "tok bilong Lod o Bikpela," ol i minim </w:t>
       </w:r>
-      <w:hyperlink r:id="rId17">
-        <w:r>
-          <w:rPr>
-            <w:lang w:val="png_PG" w:bidi="png_PG"/>
-          </w:rPr>
-          <w:rPr>
-            <w:color w:val="0000EE"/>
-            <w:u w:val="single"/>
-          </w:rPr>
-          <w:t>dispela gutpela nius</w:t>
-        </w:r>
-      </w:hyperlink>
+      <w:r>
+        <w:rPr>
+          <w:lang w:val="png_PG" w:bidi="png_PG"/>
+        </w:rPr>
+        <w:t>dispela gutpela nius</w:t>
+      </w:r>
       <w:r>
         <w:rPr>
           <w:lang w:val="png_PG" w:bidi="png_PG"/>
@@ -799,18 +768,12 @@
         </w:rPr>
         <w:t xml:space="preserve">Ol manmeri i ken save long wanem samting God i tokim ol taim ol i ritim o harim ol </w:t>
       </w:r>
-      <w:hyperlink r:id="rId18">
-        <w:r>
-          <w:rPr>
-            <w:lang w:val="png_PG" w:bidi="png_PG"/>
-          </w:rPr>
-          <w:rPr>
-            <w:color w:val="0000EE"/>
-            <w:u w:val="single"/>
-          </w:rPr>
-          <w:t>Skripsa</w:t>
-        </w:r>
-      </w:hyperlink>
+      <w:r>
+        <w:rPr>
+          <w:lang w:val="png_PG" w:bidi="png_PG"/>
+        </w:rPr>
+        <w:t>Skripsa</w:t>
+      </w:r>
       <w:r>
         <w:rPr>
           <w:lang w:val="png_PG" w:bidi="png_PG"/>
@@ -908,7 +871,6 @@
       </w:r>
       <w:r>
         <w:rPr>
-          <w:b/>
           <w:lang w:val="png_PG" w:bidi="png_PG"/>
         </w:rPr>
         <w:t>bau</w:t>
@@ -919,36 +881,24 @@
         </w:rPr>
         <w:t xml:space="preserve"> daun i go long em. Ol manmeri i save wosipim God wantaim ol narapela lain, o ol yet i wosipim em. Long dispela taim long histori bilong </w:t>
       </w:r>
-      <w:hyperlink r:id="rId16">
-        <w:r>
-          <w:rPr>
-            <w:lang w:val="png_PG" w:bidi="png_PG"/>
-          </w:rPr>
-          <w:rPr>
-            <w:color w:val="0000EE"/>
-            <w:u w:val="single"/>
-          </w:rPr>
-          <w:t>Israel</w:t>
-        </w:r>
-      </w:hyperlink>
+      <w:r>
+        <w:rPr>
+          <w:lang w:val="png_PG" w:bidi="png_PG"/>
+        </w:rPr>
+        <w:t>Israel</w:t>
+      </w:r>
       <w:r>
         <w:rPr>
           <w:lang w:val="png_PG" w:bidi="png_PG"/>
         </w:rPr>
         <w:t xml:space="preserve"> taim ol i gat </w:t>
       </w:r>
-      <w:hyperlink r:id="rId19">
-        <w:r>
-          <w:rPr>
-            <w:lang w:val="png_PG" w:bidi="png_PG"/>
-          </w:rPr>
-          <w:rPr>
-            <w:color w:val="0000EE"/>
-            <w:u w:val="single"/>
-          </w:rPr>
-          <w:t>tempel</w:t>
-        </w:r>
-      </w:hyperlink>
+      <w:r>
+        <w:rPr>
+          <w:lang w:val="png_PG" w:bidi="png_PG"/>
+        </w:rPr>
+        <w:t>tempel</w:t>
+      </w:r>
       <w:r>
         <w:rPr>
           <w:lang w:val="png_PG" w:bidi="png_PG"/>
@@ -957,7 +907,6 @@
       </w:r>
       <w:r>
         <w:rPr>
-          <w:b/>
           <w:lang w:val="png_PG" w:bidi="png_PG"/>
         </w:rPr>
         <w:t>ol prea</w:t>
@@ -970,7 +919,6 @@
       </w:r>
       <w:r>
         <w:rPr>
-          <w:b/>
           <w:lang w:val="png_PG" w:bidi="png_PG"/>
         </w:rPr>
         <w:t>ol sekrifais</w:t>
@@ -997,7 +945,6 @@
       </w:r>
       <w:r>
         <w:rPr>
-          <w:b/>
           <w:lang w:val="png_PG" w:bidi="png_PG"/>
         </w:rPr>
         <w:t>Ju</w:t>
@@ -1010,7 +957,6 @@
       </w:r>
       <w:r>
         <w:rPr>
-          <w:b/>
           <w:lang w:val="png_PG" w:bidi="png_PG"/>
         </w:rPr>
         <w:t>ol sinagog</w:t>
@@ -1035,18 +981,12 @@
         </w:rPr>
         <w:t xml:space="preserve">Bihain long Jisas i bin go bek long </w:t>
       </w:r>
-      <w:hyperlink r:id="rId20">
-        <w:r>
-          <w:rPr>
-            <w:lang w:val="png_PG" w:bidi="png_PG"/>
-          </w:rPr>
-          <w:rPr>
-            <w:color w:val="0000EE"/>
-            <w:u w:val="single"/>
-          </w:rPr>
-          <w:t>heven</w:t>
-        </w:r>
-      </w:hyperlink>
+      <w:r>
+        <w:rPr>
+          <w:lang w:val="png_PG" w:bidi="png_PG"/>
+        </w:rPr>
+        <w:t>heven</w:t>
+      </w:r>
       <w:r>
         <w:rPr>
           <w:lang w:val="png_PG" w:bidi="png_PG"/>
